--- a/00-首页/题组Word/第一轮·综合套卷/第一轮综合卷01-教师版.docx
+++ b/00-首页/题组Word/第一轮·综合套卷/第一轮综合卷01-教师版.docx
@@ -1588,14 +1588,14 @@
         </w:rPr>
         <w:drawing>
           <wp:inline>
-            <wp:extent cx="3240000" cy="4584609"/>
+            <wp:extent cx="3240000" cy="4337560"/>
             <wp:effectExtent b="0" l="0" r="0" t="0"/>
             <wp:docPr descr="" title="" id="14" name="Picture"/>
             <a:graphic>
               <a:graphicData uri="http://schemas.openxmlformats.org/drawingml/2006/picture">
                 <pic:pic>
                   <pic:nvPicPr>
-                    <pic:cNvPr descr="2023-浙江预赛_p04.png" id="15" name="Picture"/>
+                    <pic:cNvPr descr="06-外部资料导入/真题/省预赛/裁剪图/2023-浙江预赛_q19.png" id="15" name="Picture"/>
                     <pic:cNvPicPr>
                       <a:picLocks noChangeArrowheads="1" noChangeAspect="1"/>
                     </pic:cNvPicPr>
@@ -1609,7 +1609,7 @@
                   <pic:spPr bwMode="auto">
                     <a:xfrm>
                       <a:off x="0" y="0"/>
-                      <a:ext cx="3240000" cy="4584609"/>
+                      <a:ext cx="3240000" cy="4337560"/>
                     </a:xfrm>
                     <a:prstGeom prst="rect">
                       <a:avLst/>
@@ -2458,14 +2458,14 @@
         </w:rPr>
         <w:drawing>
           <wp:inline>
-            <wp:extent cx="3240000" cy="4584609"/>
+            <wp:extent cx="3600000" cy="1434685"/>
             <wp:effectExtent b="0" l="0" r="0" t="0"/>
             <wp:docPr descr="" title="" id="19" name="Picture"/>
             <a:graphic>
               <a:graphicData uri="http://schemas.openxmlformats.org/drawingml/2006/picture">
                 <pic:pic>
                   <pic:nvPicPr>
-                    <pic:cNvPr descr="06-外部资料导入/真题/省预赛/images/2023-浙江预赛_p15.png" id="20" name="Picture"/>
+                    <pic:cNvPr descr="06-外部资料导入/真题/省预赛/裁剪图/2023-浙江预赛_q70.png" id="20" name="Picture"/>
                     <pic:cNvPicPr>
                       <a:picLocks noChangeArrowheads="1" noChangeAspect="1"/>
                     </pic:cNvPicPr>
@@ -2479,7 +2479,7 @@
                   <pic:spPr bwMode="auto">
                     <a:xfrm>
                       <a:off x="0" y="0"/>
-                      <a:ext cx="3240000" cy="4584609"/>
+                      <a:ext cx="3600000" cy="1434685"/>
                     </a:xfrm>
                     <a:prstGeom prst="rect">
                       <a:avLst/>

--- a/00-首页/题组Word/第一轮·综合套卷/第一轮综合卷01-教师版.docx
+++ b/00-首页/题组Word/第一轮·综合套卷/第一轮综合卷01-教师版.docx
@@ -8820,68 +8820,18 @@
     </w:p>
     <w:p>
       <w:pPr>
+        <w:spacing w:before="160" w:after="80"/>
+      </w:pPr>
+      <w:r>
+        <w:pict>
+          <v:rect style="width:0;height:1.5pt" o:hralign="center" o:hrstd="t" o:hr="t"/>
+        </w:pict>
+      </w:r>
+    </w:p>
+    <w:p>
+      <w:pPr>
         <w:pStyle w:val="FirstParagraph"/>
       </w:pPr>
-      <w:r>
-        <w:rPr>
-          <w:rFonts w:ascii="Times New Roman" w:hAnsi="Times New Roman" w:eastAsia="Times New Roman" w:cs="Times New Roman"/>
-        </w:rPr>
-        <w:t xml:space="preserve">used_in:</w:t>
-      </w:r>
-      <w:r>
-        <w:rPr>
-          <w:rFonts w:ascii="Times New Roman" w:hAnsi="Times New Roman" w:eastAsia="Times New Roman" w:cs="Times New Roman"/>
-        </w:rPr>
-        <w:t xml:space="preserve"> </w:t>
-      </w:r>
-      <w:r>
-        <w:rPr>
-          <w:rFonts w:hint="eastAsia" w:ascii="Times New Roman" w:hAnsi="Times New Roman" w:eastAsia="Times New Roman" w:cs="Times New Roman"/>
-        </w:rPr>
-        <w:t>“</w:t>
-      </w:r>
-      <w:r>
-        <w:rPr>
-          <w:rFonts w:hint="eastAsia" w:ascii="Times New Roman" w:hAnsi="Times New Roman" w:eastAsia="FangSong" w:cs="Times New Roman"/>
-        </w:rPr>
-        <w:t>第二轮习题集</w:t>
-      </w:r>
-      <w:r>
-        <w:rPr>
-          <w:rFonts w:hint="eastAsia" w:ascii="Times New Roman" w:hAnsi="Times New Roman" w:eastAsia="Times New Roman" w:cs="Times New Roman"/>
-        </w:rPr>
-        <w:t>-</w:t>
-      </w:r>
-      <w:r>
-        <w:rPr>
-          <w:rFonts w:hint="eastAsia" w:ascii="Times New Roman" w:hAnsi="Times New Roman" w:eastAsia="FangSong" w:cs="Times New Roman"/>
-        </w:rPr>
-        <w:t>结构化学二</w:t>
-      </w:r>
-      <w:r>
-        <w:rPr>
-          <w:rFonts w:hint="eastAsia" w:ascii="Times New Roman" w:hAnsi="Times New Roman" w:eastAsia="Times New Roman" w:cs="Times New Roman"/>
-        </w:rPr>
-        <w:t>”</w:t>
-      </w:r>
-      <w:r>
-        <w:rPr>
-          <w:rFonts w:ascii="Times New Roman" w:hAnsi="Times New Roman" w:eastAsia="Times New Roman" w:cs="Times New Roman"/>
-        </w:rPr>
-        <w:t xml:space="preserve"> </w:t>
-      </w:r>
-      <w:r>
-        <w:rPr>
-          <w:rFonts w:ascii="Times New Roman" w:hAnsi="Times New Roman" w:eastAsia="Times New Roman" w:cs="Times New Roman"/>
-        </w:rPr>
-        <w:t xml:space="preserve">___</w:t>
-      </w:r>
-      <w:r>
-        <w:rPr>
-          <w:rFonts w:ascii="Times New Roman" w:hAnsi="Times New Roman" w:eastAsia="Times New Roman" w:cs="Times New Roman"/>
-        </w:rPr>
-        <w:t xml:space="preserve"> </w:t>
-      </w:r>
       <w:r>
         <w:rPr>
           <w:rFonts w:ascii="Times New Roman" w:hAnsi="Times New Roman" w:eastAsia="Times New Roman" w:cs="Times New Roman"/>
@@ -41352,60 +41302,6 @@
         </w:rPr>
         <w:t>第二分册</w:t>
       </w:r>
-      <w:r>
-        <w:rPr>
-          <w:rFonts w:ascii="Times New Roman" w:hAnsi="Times New Roman" w:eastAsia="Times New Roman" w:cs="Times New Roman"/>
-        </w:rPr>
-        <w:t xml:space="preserve"> </w:t>
-      </w:r>
-      <w:r>
-        <w:rPr>
-          <w:rFonts w:hint="eastAsia" w:ascii="Times New Roman" w:hAnsi="Times New Roman" w:eastAsia="FangSong" w:cs="Times New Roman"/>
-        </w:rPr>
-        <w:t>曾用于</w:t>
-      </w:r>
-      <w:r>
-        <w:rPr>
-          <w:rFonts w:hint="eastAsia" w:ascii="Times New Roman" w:hAnsi="Times New Roman" w:eastAsia="Times New Roman" w:cs="Times New Roman"/>
-        </w:rPr>
-        <w:t>：04-</w:t>
-      </w:r>
-      <w:r>
-        <w:rPr>
-          <w:rFonts w:hint="eastAsia" w:ascii="Times New Roman" w:hAnsi="Times New Roman" w:eastAsia="FangSong" w:cs="Times New Roman"/>
-        </w:rPr>
-        <w:t>课件</w:t>
-      </w:r>
-      <w:r>
-        <w:rPr>
-          <w:rFonts w:hint="eastAsia" w:ascii="Times New Roman" w:hAnsi="Times New Roman" w:eastAsia="Times New Roman" w:cs="Times New Roman"/>
-        </w:rPr>
-        <w:t>/</w:t>
-      </w:r>
-      <w:r>
-        <w:rPr>
-          <w:rFonts w:hint="eastAsia" w:ascii="Times New Roman" w:hAnsi="Times New Roman" w:eastAsia="FangSong" w:cs="Times New Roman"/>
-        </w:rPr>
-        <w:t>习题集</w:t>
-      </w:r>
-      <w:r>
-        <w:rPr>
-          <w:rFonts w:hint="eastAsia" w:ascii="Times New Roman" w:hAnsi="Times New Roman" w:eastAsia="Times New Roman" w:cs="Times New Roman"/>
-        </w:rPr>
-        <w:t>/</w:t>
-      </w:r>
-      <w:r>
-        <w:rPr>
-          <w:rFonts w:hint="eastAsia" w:ascii="Times New Roman" w:hAnsi="Times New Roman" w:eastAsia="FangSong" w:cs="Times New Roman"/>
-        </w:rPr>
-        <w:t>化学原理阶段测试卷</w:t>
-      </w:r>
-      <w:r>
-        <w:rPr>
-          <w:rFonts w:hint="eastAsia" w:ascii="Times New Roman" w:hAnsi="Times New Roman" w:eastAsia="Times New Roman" w:cs="Times New Roman"/>
-        </w:rPr>
-        <w:t>II</w:t>
-      </w:r>
     </w:p>
     <w:p>
       <w:pPr>
@@ -41413,33 +41309,9 @@
       </w:pPr>
       <w:r>
         <w:rPr>
-          <w:rFonts w:hint="eastAsia" w:ascii="Times New Roman" w:hAnsi="Times New Roman" w:eastAsia="Times New Roman" w:cs="Times New Roman"/>
-        </w:rPr>
-        <w:t>【</w:t>
-      </w:r>
-      <w:r>
-        <w:rPr>
-          <w:rFonts w:hint="eastAsia" w:ascii="Times New Roman" w:hAnsi="Times New Roman" w:eastAsia="FangSong" w:cs="Times New Roman"/>
-        </w:rPr>
-        <w:t>例</w:t>
-      </w:r>
-      <w:r>
-        <w:rPr>
-          <w:rFonts w:ascii="Times New Roman" w:hAnsi="Times New Roman" w:eastAsia="Times New Roman" w:cs="Times New Roman"/>
-        </w:rPr>
-        <w:t xml:space="preserve"> </w:t>
-      </w:r>
-      <w:r>
-        <w:rPr>
-          <w:rFonts w:hint="eastAsia" w:ascii="Times New Roman" w:hAnsi="Times New Roman" w:eastAsia="Times New Roman" w:cs="Times New Roman"/>
-        </w:rPr>
-        <w:t>3】</w:t>
-      </w:r>
-      <w:r>
-        <w:rPr>
-          <w:rFonts w:hint="eastAsia" w:ascii="Times New Roman" w:hAnsi="Times New Roman" w:eastAsia="FangSong" w:cs="Times New Roman"/>
-        </w:rPr>
-        <w:t>计算</w:t>
+          <w:rFonts w:hint="eastAsia" w:ascii="Times New Roman" w:hAnsi="Times New Roman" w:eastAsia="FangSong" w:cs="Times New Roman"/>
+        </w:rPr>
+        <w:t xml:space="preserve">计算</w:t>
       </w:r>
       <w:r>
         <w:rPr>
@@ -43176,60 +43048,6 @@
         </w:rPr>
         <w:t>第二分册</w:t>
       </w:r>
-      <w:r>
-        <w:rPr>
-          <w:rFonts w:ascii="Times New Roman" w:hAnsi="Times New Roman" w:eastAsia="Times New Roman" w:cs="Times New Roman"/>
-        </w:rPr>
-        <w:t xml:space="preserve"> </w:t>
-      </w:r>
-      <w:r>
-        <w:rPr>
-          <w:rFonts w:hint="eastAsia" w:ascii="Times New Roman" w:hAnsi="Times New Roman" w:eastAsia="FangSong" w:cs="Times New Roman"/>
-        </w:rPr>
-        <w:t>曾用于</w:t>
-      </w:r>
-      <w:r>
-        <w:rPr>
-          <w:rFonts w:hint="eastAsia" w:ascii="Times New Roman" w:hAnsi="Times New Roman" w:eastAsia="Times New Roman" w:cs="Times New Roman"/>
-        </w:rPr>
-        <w:t>：04-</w:t>
-      </w:r>
-      <w:r>
-        <w:rPr>
-          <w:rFonts w:hint="eastAsia" w:ascii="Times New Roman" w:hAnsi="Times New Roman" w:eastAsia="FangSong" w:cs="Times New Roman"/>
-        </w:rPr>
-        <w:t>课件</w:t>
-      </w:r>
-      <w:r>
-        <w:rPr>
-          <w:rFonts w:hint="eastAsia" w:ascii="Times New Roman" w:hAnsi="Times New Roman" w:eastAsia="Times New Roman" w:cs="Times New Roman"/>
-        </w:rPr>
-        <w:t>/</w:t>
-      </w:r>
-      <w:r>
-        <w:rPr>
-          <w:rFonts w:hint="eastAsia" w:ascii="Times New Roman" w:hAnsi="Times New Roman" w:eastAsia="FangSong" w:cs="Times New Roman"/>
-        </w:rPr>
-        <w:t>习题集</w:t>
-      </w:r>
-      <w:r>
-        <w:rPr>
-          <w:rFonts w:hint="eastAsia" w:ascii="Times New Roman" w:hAnsi="Times New Roman" w:eastAsia="Times New Roman" w:cs="Times New Roman"/>
-        </w:rPr>
-        <w:t>/</w:t>
-      </w:r>
-      <w:r>
-        <w:rPr>
-          <w:rFonts w:hint="eastAsia" w:ascii="Times New Roman" w:hAnsi="Times New Roman" w:eastAsia="FangSong" w:cs="Times New Roman"/>
-        </w:rPr>
-        <w:t>化学原理阶段测试卷</w:t>
-      </w:r>
-      <w:r>
-        <w:rPr>
-          <w:rFonts w:hint="eastAsia" w:ascii="Times New Roman" w:hAnsi="Times New Roman" w:eastAsia="Times New Roman" w:cs="Times New Roman"/>
-        </w:rPr>
-        <w:t>II</w:t>
-      </w:r>
     </w:p>
     <w:p>
       <w:pPr>
@@ -43239,19 +43057,7 @@
         <w:rPr>
           <w:rFonts w:hint="eastAsia" w:ascii="Times New Roman" w:hAnsi="Times New Roman" w:eastAsia="Times New Roman" w:cs="Times New Roman"/>
         </w:rPr>
-        <w:t>【</w:t>
-      </w:r>
-      <w:r>
-        <w:rPr>
-          <w:rFonts w:hint="eastAsia" w:ascii="Times New Roman" w:hAnsi="Times New Roman" w:eastAsia="FangSong" w:cs="Times New Roman"/>
-        </w:rPr>
-        <w:t>例</w:t>
-      </w:r>
-      <w:r>
-        <w:rPr>
-          <w:rFonts w:hint="eastAsia" w:ascii="Times New Roman" w:hAnsi="Times New Roman" w:eastAsia="Times New Roman" w:cs="Times New Roman"/>
-        </w:rPr>
-        <w:t>1】（2002</w:t>
+        <w:t xml:space="preserve">（2002</w:t>
       </w:r>
       <w:r>
         <w:rPr>
